--- a/lib/engine-v2/national/templates-official/hazmat-facility-abolition.docx
+++ b/lib/engine-v2/national/templates-official/hazmat-facility-abolition.docx
@@ -739,7 +739,7 @@
                 <w:u w:val="single"/>
                 <w:lang w:eastAsia="zh-TW"/>
               </w:rPr>
-              <w:t>住　所　　　　　　　　　（電話　　　　　）</w:t>
+              <w:t xml:space="preserve">住　所　{{submitterAddress}}（電話　　　　　）</w:t>
             </w:r>
           </w:p>
           <w:p>
@@ -773,7 +773,7 @@
                 <w:sz w:val="22"/>
                 <w:u w:val="single"/>
               </w:rPr>
-              <w:t xml:space="preserve">氏　名　　　　　　　　　　　　　</w:t>
+              <w:t xml:space="preserve">氏　名　{{submitterName}}</w:t>
             </w:r>
             <w:r>
               <w:rPr>
@@ -888,6 +888,9 @@
               </w:rPr>
             </w:pPr>
             <w:r>
+              <w:t xml:space="preserve">{{ownerAddress}}</w:t>
+            </w:r>
+            <w:r>
               <w:rPr>
                 <w:rFonts w:hint="eastAsia"/>
                 <w:sz w:val="22"/>
@@ -988,6 +991,9 @@
                 <w:sz w:val="22"/>
               </w:rPr>
             </w:pPr>
+            <w:r>
+              <w:t xml:space="preserve">{{ownerName}}</w:t>
+            </w:r>
           </w:p>
         </w:tc>
       </w:tr>
@@ -1040,6 +1046,9 @@
                 <w:sz w:val="22"/>
               </w:rPr>
             </w:pPr>
+            <w:r>
+              <w:t xml:space="preserve">{{facilityLocation}}</w:t>
+            </w:r>
           </w:p>
         </w:tc>
       </w:tr>
@@ -1115,7 +1124,7 @@
                 <w:rFonts w:hint="eastAsia"/>
                 <w:sz w:val="22"/>
               </w:rPr>
-              <w:t xml:space="preserve">　　　　　　　</w:t>
+              <w:t xml:space="preserve">{{permitInfo}}</w:t>
             </w:r>
             <w:r>
               <w:rPr>
@@ -1123,7 +1132,7 @@
                 <w:sz w:val="22"/>
                 <w:lang w:eastAsia="zh-CN"/>
               </w:rPr>
-              <w:t>年　　　月　　　日　　第</w:t>
+              <w:t xml:space="preserve"/>
             </w:r>
             <w:r>
               <w:rPr>
@@ -1131,7 +1140,7 @@
                 <w:sz w:val="22"/>
                 <w:lang w:eastAsia="zh-CN"/>
               </w:rPr>
-              <w:t xml:space="preserve"> </w:t>
+              <w:t xml:space="preserve"/>
             </w:r>
             <w:r>
               <w:rPr>
@@ -1139,7 +1148,7 @@
                 <w:sz w:val="22"/>
                 <w:lang w:eastAsia="zh-CN"/>
               </w:rPr>
-              <w:t xml:space="preserve">　　　　　　号</w:t>
+              <w:t xml:space="preserve"/>
             </w:r>
           </w:p>
         </w:tc>
@@ -1216,7 +1225,7 @@
                 <w:rFonts w:hint="eastAsia"/>
                 <w:sz w:val="22"/>
               </w:rPr>
-              <w:t xml:space="preserve">　　　　　　　</w:t>
+              <w:t xml:space="preserve">{{inspectionInfo}}</w:t>
             </w:r>
             <w:r>
               <w:rPr>
@@ -1224,7 +1233,7 @@
                 <w:sz w:val="22"/>
                 <w:lang w:eastAsia="zh-CN"/>
               </w:rPr>
-              <w:t>年　　　月　　　日　　第</w:t>
+              <w:t xml:space="preserve"/>
             </w:r>
             <w:r>
               <w:rPr>
@@ -1232,7 +1241,7 @@
                 <w:sz w:val="22"/>
                 <w:lang w:eastAsia="zh-CN"/>
               </w:rPr>
-              <w:t xml:space="preserve"> </w:t>
+              <w:t xml:space="preserve"/>
             </w:r>
             <w:r>
               <w:rPr>
@@ -1240,7 +1249,7 @@
                 <w:sz w:val="22"/>
                 <w:lang w:eastAsia="zh-CN"/>
               </w:rPr>
-              <w:t xml:space="preserve">　　　　　　号</w:t>
+              <w:t xml:space="preserve"/>
             </w:r>
           </w:p>
         </w:tc>
@@ -1293,6 +1302,9 @@
                 <w:sz w:val="22"/>
               </w:rPr>
             </w:pPr>
+            <w:r>
+              <w:t xml:space="preserve">{{facilityKind}}</w:t>
+            </w:r>
           </w:p>
         </w:tc>
         <w:tc>
@@ -1348,6 +1360,9 @@
                 <w:sz w:val="22"/>
               </w:rPr>
             </w:pPr>
+            <w:r>
+              <w:t xml:space="preserve">{{facilityCategory}}</w:t>
+            </w:r>
           </w:p>
         </w:tc>
       </w:tr>
@@ -1420,6 +1435,9 @@
                 <w:sz w:val="22"/>
               </w:rPr>
             </w:pPr>
+            <w:r>
+              <w:t xml:space="preserve">{{hazmatClassAndName}}</w:t>
+            </w:r>
           </w:p>
         </w:tc>
         <w:tc>
@@ -1465,6 +1483,9 @@
                 <w:sz w:val="22"/>
               </w:rPr>
             </w:pPr>
+            <w:r>
+              <w:t xml:space="preserve">{{designatedQuantityMultiple}}</w:t>
+            </w:r>
           </w:p>
         </w:tc>
       </w:tr>
@@ -1520,6 +1541,9 @@
                 <w:sz w:val="22"/>
               </w:rPr>
             </w:pPr>
+            <w:r>
+              <w:t xml:space="preserve">{{abolitionDate}}</w:t>
+            </w:r>
           </w:p>
         </w:tc>
       </w:tr>
@@ -1578,6 +1602,9 @@
                 <w:sz w:val="22"/>
               </w:rPr>
             </w:pPr>
+            <w:r>
+              <w:t xml:space="preserve">{{abolitionReason}}</w:t>
+            </w:r>
           </w:p>
         </w:tc>
       </w:tr>
@@ -1636,6 +1663,9 @@
                 <w:sz w:val="22"/>
               </w:rPr>
             </w:pPr>
+            <w:r>
+              <w:t xml:space="preserve">{{residualDisposal}}</w:t>
+            </w:r>
           </w:p>
         </w:tc>
       </w:tr>

--- a/lib/engine-v2/national/templates-official/hazmat-facility-abolition.docx
+++ b/lib/engine-v2/national/templates-official/hazmat-facility-abolition.docx
@@ -739,7 +739,7 @@
                 <w:u w:val="single"/>
                 <w:lang w:eastAsia="zh-TW"/>
               </w:rPr>
-              <w:t xml:space="preserve">住　所　{{submitterAddress}}（電話　　　　　）</w:t>
+              <w:t xml:space="preserve">住　所　{{submitterAddress}}{{submitterPhone}}</w:t>
             </w:r>
           </w:p>
           <w:p>
@@ -920,7 +920,7 @@
                 <w:sz w:val="22"/>
                 <w:lang w:eastAsia="zh-TW"/>
               </w:rPr>
-              <w:t xml:space="preserve">電話　{{submitterPhone}}</w:t>
+              <w:t xml:space="preserve">電話　{{ownerPhone}}</w:t>
             </w:r>
           </w:p>
         </w:tc>
@@ -1763,6 +1763,9 @@
                 <w:lang w:eastAsia="zh-TW"/>
               </w:rPr>
             </w:pPr>
+            <w:r>
+              <w:t xml:space="preserve">{{officialUseReceipt}}</w:t>
+            </w:r>
           </w:p>
         </w:tc>
         <w:tc>
@@ -1780,6 +1783,9 @@
                 <w:lang w:eastAsia="zh-TW"/>
               </w:rPr>
             </w:pPr>
+            <w:r>
+              <w:t xml:space="preserve">{{officialUseProgress}}</w:t>
+            </w:r>
           </w:p>
         </w:tc>
       </w:tr>

--- a/lib/engine-v2/national/templates-official/hazmat-facility-abolition.docx
+++ b/lib/engine-v2/national/templates-official/hazmat-facility-abolition.docx
@@ -888,6 +888,10 @@
               </w:rPr>
             </w:pPr>
             <w:r>
+              <w:rPr>
+                <w:rFonts w:hint="eastAsia"/>
+                <w:sz w:val="22"/>
+              </w:rPr>
               <w:t xml:space="preserve">{{ownerAddress}}</w:t>
             </w:r>
             <w:r>

--- a/lib/engine-v2/national/templates-official/hazmat-facility-abolition.docx
+++ b/lib/engine-v2/national/templates-official/hazmat-facility-abolition.docx
@@ -892,14 +892,14 @@
                 <w:rFonts w:hint="eastAsia"/>
                 <w:sz w:val="22"/>
               </w:rPr>
+              <w:t>住　　所</w:t>
+            </w:r>
+            <w:r>
+              <w:rPr>
+                <w:rFonts w:hint="eastAsia"/>
+                <w:sz w:val="22"/>
+              </w:rPr>
               <w:t xml:space="preserve">{{ownerAddress}}</w:t>
-            </w:r>
-            <w:r>
-              <w:rPr>
-                <w:rFonts w:hint="eastAsia"/>
-                <w:sz w:val="22"/>
-              </w:rPr>
-              <w:t>住　　所</w:t>
             </w:r>
           </w:p>
         </w:tc>

--- a/lib/engine-v2/national/templates-official/hazmat-facility-abolition.docx
+++ b/lib/engine-v2/national/templates-official/hazmat-facility-abolition.docx
@@ -637,13 +637,6 @@
                 <w:rFonts w:hint="eastAsia"/>
                 <w:sz w:val="22"/>
               </w:rPr>
-              <w:t xml:space="preserve">　　　　</w:t>
-            </w:r>
-            <w:r>
-              <w:rPr>
-                <w:rFonts w:hint="eastAsia"/>
-                <w:sz w:val="22"/>
-              </w:rPr>
               <w:t xml:space="preserve">{{submitDate}}</w:t>
             </w:r>
           </w:p>
@@ -662,7 +655,7 @@
                 <w:sz w:val="22"/>
                 <w:lang w:eastAsia="zh-TW"/>
               </w:rPr>
-              <w:t xml:space="preserve">　　　　　　　　　　</w:t>
+              <w:t xml:space="preserve">　</w:t>
             </w:r>
             <w:r>
               <w:rPr>
@@ -695,7 +688,7 @@
                 <w:sz w:val="22"/>
                 <w:lang w:eastAsia="zh-TW"/>
               </w:rPr>
-              <w:t xml:space="preserve">　　　　　　　　　　　　　　　　　</w:t>
+              <w:t xml:space="preserve">　</w:t>
             </w:r>
             <w:r>
               <w:rPr>
@@ -722,15 +715,7 @@
                 <w:sz w:val="22"/>
                 <w:lang w:eastAsia="zh-CN"/>
               </w:rPr>
-              <w:t xml:space="preserve">　　　　　　　　　　　　　　　　</w:t>
-            </w:r>
-            <w:r>
-              <w:rPr>
-                <w:rFonts w:hint="eastAsia"/>
-                <w:sz w:val="22"/>
-                <w:lang w:eastAsia="zh-CN"/>
-              </w:rPr>
-              <w:t xml:space="preserve">    </w:t>
+              <w:t xml:space="preserve">　</w:t>
             </w:r>
             <w:r>
               <w:rPr>
@@ -757,15 +742,7 @@
                 <w:sz w:val="22"/>
                 <w:lang w:eastAsia="zh-TW"/>
               </w:rPr>
-              <w:t xml:space="preserve">　　　　　　　　　　　　　　　　</w:t>
-            </w:r>
-            <w:r>
-              <w:rPr>
-                <w:rFonts w:hint="eastAsia"/>
-                <w:sz w:val="22"/>
-                <w:lang w:eastAsia="zh-TW"/>
-              </w:rPr>
-              <w:t xml:space="preserve">    </w:t>
+              <w:t xml:space="preserve">　</w:t>
             </w:r>
             <w:r>
               <w:rPr>
@@ -797,7 +774,7 @@
                 <w:sz w:val="22"/>
                 <w:u w:val="single"/>
               </w:rPr>
-              <w:t xml:space="preserve">     </w:t>
+              <w:t xml:space="preserve"> </w:t>
             </w:r>
             <w:r>
               <w:rPr>

--- a/lib/engine-v2/national/templates-official/hazmat-facility-abolition.docx
+++ b/lib/engine-v2/national/templates-official/hazmat-facility-abolition.docx
@@ -624,6 +624,7 @@
                 <w:rFonts w:hint="eastAsia"/>
                 <w:sz w:val="22"/>
               </w:rPr>
+              <w:jc w:val="right"/>
             </w:pPr>
             <w:r>
               <w:rPr>
@@ -648,6 +649,7 @@
                 <w:sz w:val="22"/>
                 <w:lang w:eastAsia="zh-TW"/>
               </w:rPr>
+              <w:jc w:val="right"/>
             </w:pPr>
             <w:r>
               <w:rPr>
@@ -681,6 +683,7 @@
                 <w:sz w:val="22"/>
                 <w:lang w:eastAsia="zh-CN"/>
               </w:rPr>
+              <w:jc w:val="right"/>
             </w:pPr>
             <w:r>
               <w:rPr>
@@ -708,6 +711,7 @@
                 <w:u w:val="single"/>
                 <w:lang w:eastAsia="zh-TW"/>
               </w:rPr>
+              <w:jc w:val="right"/>
             </w:pPr>
             <w:r>
               <w:rPr>
@@ -735,6 +739,7 @@
                 <w:sz w:val="22"/>
                 <w:u w:val="single"/>
               </w:rPr>
+              <w:jc w:val="right"/>
             </w:pPr>
             <w:r>
               <w:rPr>
@@ -871,13 +876,6 @@
               </w:rPr>
               <w:t>住　　所</w:t>
             </w:r>
-            <w:r>
-              <w:rPr>
-                <w:rFonts w:hint="eastAsia"/>
-                <w:sz w:val="22"/>
-              </w:rPr>
-              <w:t xml:space="preserve">{{ownerAddress}}</w:t>
-            </w:r>
           </w:p>
         </w:tc>
         <w:tc>
@@ -895,6 +893,13 @@
                 <w:lang w:eastAsia="zh-TW"/>
               </w:rPr>
             </w:pPr>
+            <w:r>
+              <w:rPr>
+                <w:rFonts w:hint="eastAsia"/>
+                <w:sz w:val="22"/>
+              </w:rPr>
+              <w:t xml:space="preserve">{{ownerAddress}}</w:t>
+            </w:r>
             <w:r>
               <w:rPr>
                 <w:rFonts w:hint="eastAsia"/>
